--- a/ANA/Curso Classroom - Aplicaciones en la Nube/Actividad_U6_StableDiffusion_Gemini.docx
+++ b/ANA/Curso Classroom - Aplicaciones en la Nube/Actividad_U6_StableDiffusion_Gemini.docx
@@ -614,7 +614,7 @@
           <w:sz w:val="24"/>
           <w:szCs w:val="24"/>
         </w:rPr>
-        <w:t xml:space="preserve">Bodegón educativo de alimentos saludables sobre una mesa de madera: frutas, verduras, leguminosas (frijol y lenteja), cereales integrales y un vaso de agua natural, organizados por grupos de alimentos; estilo ilustración plana (flat design), colores vivos, aspecto limpio y didáctico.</w:t>
+        <w:t xml:space="preserve">Una lonchera escolar saludable abierta sobre una mesa: una manzana roja, un racimo de uvas, bastones de zanahoria y pepino, un sándwich de pan integral y una botella de agua natural; ilustración tipo caricatura para niños, colores vivos y alegres, fondo claro y formato horizontal.</w:t>
       </w:r>
     </w:p>
     <w:p>
@@ -966,7 +966,7 @@
                 <w:sz w:val="16"/>
                 <w:szCs w:val="16"/>
               </w:rPr>
-              <w:t xml:space="preserve">Bodegón por grupos</w:t>
+              <w:t xml:space="preserve">Lonchera saludable</w:t>
             </w:r>
           </w:p>
         </w:tc>

--- a/ANA/Curso Classroom - Aplicaciones en la Nube/Actividad_U6_StableDiffusion_Gemini.docx
+++ b/ANA/Curso Classroom - Aplicaciones en la Nube/Actividad_U6_StableDiffusion_Gemini.docx
@@ -552,7 +552,7 @@
           <w:sz w:val="24"/>
           <w:szCs w:val="24"/>
         </w:rPr>
-        <w:t xml:space="preserve">El Plato del Bien Comer mexicano ilustrado para niños de primaria: un plato circular dividido en secciones con verduras y frutas coloridas, cereales integrales y tubérculos, leguminosas y alimentos de origen animal, además de un vaso de agua natural; estilo caricatura educativa, líneas limpias, colores vivos y fondo blanco.</w:t>
+        <w:t xml:space="preserve">El Plato del Bien Comer mexicano ilustrado para niños de primaria: un plato circular grande visto desde arriba, dividido en secciones con verduras y frutas coloridas, cereales integrales y tubérculos, leguminosas, y alimentos de origen animal. En la sección de origen animal se muestran tres trozos representativos: un trozo de carne roja, una pieza de pollo y un filete de pescado. Junto al plato, un solo vaso de agua natural. Estilo caricatura educativa, líneas limpias, colores vivos y fondo blanco. Sin texto, sin letras ni etiquetas en la imagen. Formato horizontal.</w:t>
       </w:r>
     </w:p>
     <w:p>
